--- a/tests/corpus/generated/notice-zh.docx
+++ b/tests/corpus/generated/notice-zh.docx
@@ -212,7 +212,7 @@
         <w:rFonts w:ascii="Times New Roman" w:hAnsi="Times New Roman" w:eastAsia="FangSong" w:cs="Times New Roman"/>
         <w:sz w:val="32"/>
         <w:szCs w:val="32"/>
-        <w:lang w:val="zh-CN" w:eastAsia="zh-CN" w:bidi="ar-SA"/>
+        <w:lang w:val="en-US" w:eastAsia="zh-CN" w:bidi="ar-SA"/>
       </w:rPr>
     </w:rPrDefault>
     <w:pPrDefault>
